--- a/exhibits/Project Include in document.docx
+++ b/exhibits/Project Include in document.docx
@@ -320,7 +320,7 @@
         <w:rPr>
           <w:rFonts w:ascii="Calibri" w:hAnsi="Calibri" w:cs="Calibri"/>
         </w:rPr>
-        <w:t>loop simulation of a turbine and boiler system. He trained a deep autoencoder exclusively on normal sensor/actuator data; the model then detected 100% of the 18,303 attack samples in the test set by flagging unusually high reconstruction errors. This unsupervised approach requires no labeled attack data, making it highly practical for real</w:t>
+        <w:t>loop simulation of a turbine and boiler system. He trained a deep autoencoder exclusively on normal sensor/actuator data; the model then detected 84.3% of the 18,303 attack samples in the test set by flagging unusually high reconstruction errors. This unsupervised approach requires no labeled attack data, making it highly practical for real</w:t>
       </w:r>
       <w:r>
         <w:rPr>
@@ -336,6 +336,26 @@
       </w:r>
     </w:p>
     <w:p/>
+    <w:p>
+      <w:pPr/>
+    </w:p>
+    <w:p>
+      <w:pPr>
+        <w:pStyle w:val="Heading2"/>
+      </w:pPr>
+      <w:r>
+        <w:t>Path to Production: From Prototype to Deployable System</w:t>
+      </w:r>
+    </w:p>
+    <w:p>
+      <w:pPr/>
+      <w:r>
+        <w:t>Beyond the notebooks and results described above, Mr. Tetteh engineered all three prototypes into a single, unified, containerized system. Each model is served through a documented REST API — RegMap maps NIST controls to HIPAA citations in real time (POST /map), the Identity Anomaly detector scores live authentication events (POST /identity/score), and the OT/ICS detector scores live sensor readings (POST /ics/score) — and all three run together from one reproducible Docker image that can be built and deployed with two commands. This demonstrates not only research competence but engineering maturity: the ability to take independent research prototypes and integrate them into a coherent, callable, production-style system, exactly the kind of end-to-end capability his proposed endeavor requires. Full source code, including the API implementation and Dockerfile for all three services, is publicly available at https://github.com/samuelgtetteh/ai-cybersecurity-portfolio.</w:t>
+      </w:r>
+    </w:p>
+    <w:p>
+      <w:pPr/>
+    </w:p>
     <w:p>
       <w:pPr>
         <w:pStyle w:val="Heading2"/>
@@ -394,6 +414,9 @@
           <w:rFonts w:ascii="Calibri" w:hAnsi="Calibri" w:cs="Calibri"/>
         </w:rPr>
         <w:t>sponsored position.</w:t>
+      </w:r>
+      <w:r>
+        <w:t xml:space="preserve"> Furthermore, by unifying all three models into a single deployable API, he has demonstrated the systems-integration skill necessary to translate distinct research efforts into one coherent, operational security platform.</w:t>
       </w:r>
     </w:p>
     <w:sectPr>

--- a/exhibits/Project Include in document.docx
+++ b/exhibits/Project Include in document.docx
@@ -417,6 +417,21 @@
       </w:r>
       <w:r>
         <w:t xml:space="preserve"> Furthermore, by unifying all three models into a single deployable API, he has demonstrated the systems-integration skill necessary to translate distinct research efforts into one coherent, operational security platform.</w:t>
+      </w:r>
+    </w:p>
+    <w:p>
+      <w:r>
+        <w:rPr>
+          <w:b/>
+          <w:i/>
+        </w:rPr>
+        <w:t xml:space="preserve">Update (July 2026): </w:t>
+      </w:r>
+      <w:r>
+        <w:rPr>
+          <w:i/>
+        </w:rPr>
+        <w:t>Each of these three prototypes has since been developed into an original scientific manuscript, and all three are now under peer review at established venues—the identity anomaly-detection study at Transactions on Machine Learning Research (TMLR), and the compliance-mapping and OT/ICS studies at ACM Digital Threats: Research and Practice (DTRAP). This advancement—from prototype, to live-validated system, to manuscript under external scientific review—further establishes that Mr. Tetteh is not merely planning the proposed endeavor but is actively and successfully executing it. A consolidated record of this progress and of the full body of work is provided in Exhibit 15.</w:t>
       </w:r>
     </w:p>
     <w:sectPr>
